--- a/Data related/Data Requirements description.docx
+++ b/Data related/Data Requirements description.docx
@@ -60,6 +60,404 @@
           <w:szCs w:val="22"/>
         </w:rPr>
       </w:pPr>
+      <w:r>
+        <w:rPr>
+          <w:sz w:val="22"/>
+          <w:szCs w:val="22"/>
+        </w:rPr>
+        <w:t>The platform has </w:t>
+      </w:r>
+      <w:r>
+        <w:rPr>
+          <w:b/>
+          <w:bCs/>
+          <w:sz w:val="22"/>
+          <w:szCs w:val="22"/>
+        </w:rPr>
+        <w:t>users</w:t>
+      </w:r>
+      <w:r>
+        <w:rPr>
+          <w:sz w:val="22"/>
+          <w:szCs w:val="22"/>
+        </w:rPr>
+        <w:t xml:space="preserve"> who can register with their email, birthdate, first name, last name, auto-generated ID, and an optional profile photo. </w:t>
+      </w:r>
+    </w:p>
+    <w:p>
+      <w:pPr>
+        <w:rPr>
+          <w:sz w:val="22"/>
+          <w:szCs w:val="22"/>
+        </w:rPr>
+      </w:pPr>
+    </w:p>
+    <w:p>
+      <w:pPr>
+        <w:rPr>
+          <w:sz w:val="22"/>
+          <w:szCs w:val="22"/>
+        </w:rPr>
+      </w:pPr>
+      <w:r>
+        <w:rPr>
+          <w:sz w:val="22"/>
+          <w:szCs w:val="22"/>
+        </w:rPr>
+        <w:t>Each user can post zero or more </w:t>
+      </w:r>
+      <w:r>
+        <w:rPr>
+          <w:b/>
+          <w:bCs/>
+          <w:sz w:val="22"/>
+          <w:szCs w:val="22"/>
+        </w:rPr>
+        <w:t>questions</w:t>
+      </w:r>
+      <w:r>
+        <w:rPr>
+          <w:sz w:val="22"/>
+          <w:szCs w:val="22"/>
+        </w:rPr>
+        <w:t> in the forum, and each question can have zero or more </w:t>
+      </w:r>
+      <w:r>
+        <w:rPr>
+          <w:b/>
+          <w:bCs/>
+          <w:sz w:val="22"/>
+          <w:szCs w:val="22"/>
+        </w:rPr>
+        <w:t>answers</w:t>
+      </w:r>
+      <w:r>
+        <w:rPr>
+          <w:sz w:val="22"/>
+          <w:szCs w:val="22"/>
+        </w:rPr>
+        <w:t xml:space="preserve"> from other users. </w:t>
+      </w:r>
+    </w:p>
+    <w:p>
+      <w:pPr>
+        <w:rPr>
+          <w:sz w:val="22"/>
+          <w:szCs w:val="22"/>
+        </w:rPr>
+      </w:pPr>
+    </w:p>
+    <w:p>
+      <w:pPr>
+        <w:rPr>
+          <w:sz w:val="22"/>
+          <w:szCs w:val="22"/>
+        </w:rPr>
+      </w:pPr>
+      <w:r>
+        <w:rPr>
+          <w:sz w:val="22"/>
+          <w:szCs w:val="22"/>
+        </w:rPr>
+        <w:t>For </w:t>
+      </w:r>
+      <w:r>
+        <w:rPr>
+          <w:b/>
+          <w:bCs/>
+          <w:sz w:val="22"/>
+          <w:szCs w:val="22"/>
+        </w:rPr>
+        <w:t>student jobs</w:t>
+      </w:r>
+      <w:r>
+        <w:rPr>
+          <w:sz w:val="22"/>
+          <w:szCs w:val="22"/>
+        </w:rPr>
+        <w:t xml:space="preserve">, each job listing has a system-generated ID, title, location, posting date, and a short description with no personal information, and users can search or view these jobs without a direct transactional relationship to the job poster. </w:t>
+      </w:r>
+    </w:p>
+    <w:p>
+      <w:pPr>
+        <w:rPr>
+          <w:sz w:val="22"/>
+          <w:szCs w:val="22"/>
+        </w:rPr>
+      </w:pPr>
+      <w:r>
+        <w:rPr>
+          <w:sz w:val="22"/>
+          <w:szCs w:val="22"/>
+        </w:rPr>
+        <w:t>For </w:t>
+      </w:r>
+      <w:r>
+        <w:rPr>
+          <w:b/>
+          <w:bCs/>
+          <w:sz w:val="22"/>
+          <w:szCs w:val="22"/>
+        </w:rPr>
+        <w:t>sports clubs (</w:t>
+      </w:r>
+      <w:proofErr w:type="spellStart"/>
+      <w:r>
+        <w:rPr>
+          <w:b/>
+          <w:bCs/>
+          <w:sz w:val="22"/>
+          <w:szCs w:val="22"/>
+        </w:rPr>
+        <w:t>Sportverein</w:t>
+      </w:r>
+      <w:proofErr w:type="spellEnd"/>
+      <w:proofErr w:type="gramStart"/>
+      <w:r>
+        <w:rPr>
+          <w:b/>
+          <w:bCs/>
+          <w:sz w:val="22"/>
+          <w:szCs w:val="22"/>
+        </w:rPr>
+        <w:t>)</w:t>
+      </w:r>
+      <w:r>
+        <w:rPr>
+          <w:sz w:val="22"/>
+          <w:szCs w:val="22"/>
+        </w:rPr>
+        <w:t> ,</w:t>
+      </w:r>
+      <w:proofErr w:type="gramEnd"/>
+      <w:r>
+        <w:rPr>
+          <w:sz w:val="22"/>
+          <w:szCs w:val="22"/>
+        </w:rPr>
+        <w:t xml:space="preserve"> each club has a name, location, creation date, opening hours, fees, sports offered, and up to two person-free pictures, with no direct relationship to users other than being discoverable. </w:t>
+      </w:r>
+    </w:p>
+    <w:p>
+      <w:pPr>
+        <w:rPr>
+          <w:sz w:val="22"/>
+          <w:szCs w:val="22"/>
+        </w:rPr>
+      </w:pPr>
+      <w:r>
+        <w:rPr>
+          <w:sz w:val="22"/>
+          <w:szCs w:val="22"/>
+        </w:rPr>
+        <w:t>For </w:t>
+      </w:r>
+      <w:r>
+        <w:rPr>
+          <w:b/>
+          <w:bCs/>
+          <w:sz w:val="22"/>
+          <w:szCs w:val="22"/>
+        </w:rPr>
+        <w:t>accommodation</w:t>
+      </w:r>
+      <w:r>
+        <w:rPr>
+          <w:sz w:val="22"/>
+          <w:szCs w:val="22"/>
+        </w:rPr>
+        <w:t>, the platform stores two separate types: </w:t>
+      </w:r>
+      <w:r>
+        <w:rPr>
+          <w:b/>
+          <w:bCs/>
+          <w:sz w:val="22"/>
+          <w:szCs w:val="22"/>
+        </w:rPr>
+        <w:t>WG-</w:t>
+      </w:r>
+      <w:proofErr w:type="spellStart"/>
+      <w:r>
+        <w:rPr>
+          <w:b/>
+          <w:bCs/>
+          <w:sz w:val="22"/>
+          <w:szCs w:val="22"/>
+        </w:rPr>
+        <w:t>Gesucht</w:t>
+      </w:r>
+      <w:proofErr w:type="spellEnd"/>
+      <w:r>
+        <w:rPr>
+          <w:b/>
+          <w:bCs/>
+          <w:sz w:val="22"/>
+          <w:szCs w:val="22"/>
+        </w:rPr>
+        <w:t xml:space="preserve"> listings</w:t>
+      </w:r>
+      <w:r>
+        <w:rPr>
+          <w:sz w:val="22"/>
+          <w:szCs w:val="22"/>
+        </w:rPr>
+        <w:t> (rent, size, location, available from/to, deposit, extra fees, auto-generated ad ID) and </w:t>
+      </w:r>
+      <w:r>
+        <w:rPr>
+          <w:b/>
+          <w:bCs/>
+          <w:sz w:val="22"/>
+          <w:szCs w:val="22"/>
+        </w:rPr>
+        <w:t>university dormitories</w:t>
+      </w:r>
+      <w:r>
+        <w:rPr>
+          <w:sz w:val="22"/>
+          <w:szCs w:val="22"/>
+        </w:rPr>
+        <w:t xml:space="preserve"> (dorm name, building address, number of rooms, rent prices, room types, general </w:t>
+      </w:r>
+      <w:proofErr w:type="spellStart"/>
+      <w:r>
+        <w:rPr>
+          <w:sz w:val="22"/>
+          <w:szCs w:val="22"/>
+        </w:rPr>
+        <w:t>Studentenwerk</w:t>
+      </w:r>
+      <w:proofErr w:type="spellEnd"/>
+      <w:r>
+        <w:rPr>
+          <w:sz w:val="22"/>
+          <w:szCs w:val="22"/>
+        </w:rPr>
+        <w:t xml:space="preserve"> contact). </w:t>
+      </w:r>
+    </w:p>
+    <w:p>
+      <w:pPr>
+        <w:rPr>
+          <w:sz w:val="22"/>
+          <w:szCs w:val="22"/>
+        </w:rPr>
+      </w:pPr>
+      <w:r>
+        <w:rPr>
+          <w:sz w:val="22"/>
+          <w:szCs w:val="22"/>
+        </w:rPr>
+        <w:t>Neither type stores any landlord or applicant personal data, and users have no direct relationship to the listings beyond viewing them</w:t>
+      </w:r>
+      <w:r>
+        <w:rPr>
+          <w:sz w:val="22"/>
+          <w:szCs w:val="22"/>
+        </w:rPr>
+        <w:t xml:space="preserve"> and being redirected to the original post</w:t>
+      </w:r>
+      <w:r>
+        <w:rPr>
+          <w:sz w:val="22"/>
+          <w:szCs w:val="22"/>
+        </w:rPr>
+        <w:t xml:space="preserve">. </w:t>
+      </w:r>
+    </w:p>
+    <w:p>
+      <w:pPr>
+        <w:rPr>
+          <w:sz w:val="22"/>
+          <w:szCs w:val="22"/>
+        </w:rPr>
+      </w:pPr>
+      <w:r>
+        <w:rPr>
+          <w:sz w:val="22"/>
+          <w:szCs w:val="22"/>
+        </w:rPr>
+        <w:t>For </w:t>
+      </w:r>
+      <w:r>
+        <w:rPr>
+          <w:b/>
+          <w:bCs/>
+          <w:sz w:val="22"/>
+          <w:szCs w:val="22"/>
+        </w:rPr>
+        <w:t>immigration offices</w:t>
+      </w:r>
+      <w:r>
+        <w:rPr>
+          <w:sz w:val="22"/>
+          <w:szCs w:val="22"/>
+        </w:rPr>
+        <w:t xml:space="preserve">, each office has a name, official address, general phone and email, website URL, opening hours, services offered, required documents, processing time estimates, appointment link, and one exterior picture, with no user relationship other than being viewed. </w:t>
+      </w:r>
+    </w:p>
+    <w:p>
+      <w:pPr>
+        <w:rPr>
+          <w:sz w:val="22"/>
+          <w:szCs w:val="22"/>
+        </w:rPr>
+      </w:pPr>
+    </w:p>
+    <w:p>
+      <w:pPr>
+        <w:rPr>
+          <w:sz w:val="22"/>
+          <w:szCs w:val="22"/>
+        </w:rPr>
+      </w:pPr>
+      <w:r>
+        <w:rPr>
+          <w:sz w:val="22"/>
+          <w:szCs w:val="22"/>
+        </w:rPr>
+        <w:t>For </w:t>
+      </w:r>
+      <w:r>
+        <w:rPr>
+          <w:b/>
+          <w:bCs/>
+          <w:sz w:val="22"/>
+          <w:szCs w:val="22"/>
+        </w:rPr>
+        <w:t>museums</w:t>
+      </w:r>
+      <w:r>
+        <w:rPr>
+          <w:sz w:val="22"/>
+          <w:szCs w:val="22"/>
+        </w:rPr>
+        <w:t xml:space="preserve">, each museum has a name, address, opening hours, student ticket prices, general collection information, and two public pictures that contain no artwork, again with no direct user relationship. </w:t>
+      </w:r>
+    </w:p>
+    <w:p>
+      <w:pPr>
+        <w:rPr>
+          <w:sz w:val="22"/>
+          <w:szCs w:val="22"/>
+        </w:rPr>
+      </w:pPr>
+    </w:p>
+    <w:p>
+      <w:pPr>
+        <w:rPr>
+          <w:sz w:val="22"/>
+          <w:szCs w:val="22"/>
+        </w:rPr>
+      </w:pPr>
+      <w:r>
+        <w:rPr>
+          <w:sz w:val="22"/>
+          <w:szCs w:val="22"/>
+        </w:rPr>
+        <w:t>All content (jobs, sports, accommodation, immigration offices, museums) exists independently, and users interact with them only through searching, viewing, and clicking external links to complete applications, contact landlords, book appointments, or purchase tickets.</w:t>
+      </w:r>
     </w:p>
     <w:sectPr>
       <w:pgSz w:w="12240" w:h="15840"/>
@@ -69,6 +467,163 @@
     </w:sectPr>
   </w:body>
 </w:document>
+</file>
+
+<file path=word/numbering.xml><?xml version="1.0" encoding="utf-8"?>
+<w:numbering xmlns:wpc="http://schemas.microsoft.com/office/word/2010/wordprocessingCanvas" xmlns:cx="http://schemas.microsoft.com/office/drawing/2014/chartex" xmlns:cx1="http://schemas.microsoft.com/office/drawing/2015/9/8/chartex" xmlns:cx2="http://schemas.microsoft.com/office/drawing/2015/10/21/chartex" xmlns:cx3="http://schemas.microsoft.com/office/drawing/2016/5/9/chartex" xmlns:cx4="http://schemas.microsoft.com/office/drawing/2016/5/10/chartex" xmlns:cx5="http://schemas.microsoft.com/office/drawing/2016/5/11/chartex" xmlns:cx6="http://schemas.microsoft.com/office/drawing/2016/5/12/chartex" xmlns:cx7="http://schemas.microsoft.com/office/drawing/2016/5/13/chartex" xmlns:cx8="http://schemas.microsoft.com/office/drawing/2016/5/14/chartex" xmlns:mc="http://schemas.openxmlformats.org/markup-compatibility/2006" xmlns:aink="http://schemas.microsoft.com/office/drawing/2016/ink" xmlns:am3d="http://schemas.microsoft.com/office/drawing/2017/model3d" xmlns:o="urn:schemas-microsoft-com:office:office" xmlns:oel="http://schemas.microsoft.com/office/2019/extlst" xmlns:r="http://schemas.openxmlformats.org/officeDocument/2006/relationships" xmlns:m="http://schemas.openxmlformats.org/officeDocument/2006/math" xmlns:v="urn:schemas-microsoft-com:vml" xmlns:wp14="http://schemas.microsoft.com/office/word/2010/wordprocessingDrawing" xmlns:wp="http://schemas.openxmlformats.org/drawingml/2006/wordprocessingDrawing" xmlns:w10="urn:schemas-microsoft-com:office:word" xmlns:w="http://schemas.openxmlformats.org/wordprocessingml/2006/main" xmlns:w14="http://schemas.microsoft.com/office/word/2010/wordml" xmlns:w15="http://schemas.microsoft.com/office/word/2012/wordml" xmlns:w16cex="http://schemas.microsoft.com/office/word/2018/wordml/cex" xmlns:w16cid="http://schemas.microsoft.com/office/word/2016/wordml/cid" xmlns:w16="http://schemas.microsoft.com/office/word/2018/wordml" xmlns:w16du="http://schemas.microsoft.com/office/word/2023/wordml/word16du" xmlns:w16sdtdh="http://schemas.microsoft.com/office/word/2020/wordml/sdtdatahash" xmlns:w16sdtfl="http://schemas.microsoft.com/office/word/2024/wordml/sdtformatlock" xmlns:w16se="http://schemas.microsoft.com/office/word/2015/wordml/symex" xmlns:wpg="http://schemas.microsoft.com/office/word/2010/wordprocessingGroup" xmlns:wpi="http://schemas.microsoft.com/office/word/2010/wordprocessingInk" xmlns:wne="http://schemas.microsoft.com/office/word/2006/wordml" xmlns:wps="http://schemas.microsoft.com/office/word/2010/wordprocessingShape" mc:Ignorable="w14 w15 w16se w16cid w16 w16cex w16sdtdh w16sdtfl w16du wp14">
+  <w:abstractNum w:abstractNumId="0" w15:restartNumberingAfterBreak="0">
+    <w:nsid w:val="48CF6E90"/>
+    <w:multiLevelType w:val="multilevel"/>
+    <w:tmpl w:val="A6603C72"/>
+    <w:lvl w:ilvl="0">
+      <w:start w:val="1"/>
+      <w:numFmt w:val="bullet"/>
+      <w:lvlText w:val=""/>
+      <w:lvlJc w:val="left"/>
+      <w:pPr>
+        <w:tabs>
+          <w:tab w:val="num" w:pos="720"/>
+        </w:tabs>
+        <w:ind w:left="720" w:hanging="360"/>
+      </w:pPr>
+      <w:rPr>
+        <w:rFonts w:ascii="Symbol" w:hAnsi="Symbol" w:hint="default"/>
+        <w:sz w:val="20"/>
+      </w:rPr>
+    </w:lvl>
+    <w:lvl w:ilvl="1" w:tentative="1">
+      <w:start w:val="1"/>
+      <w:numFmt w:val="bullet"/>
+      <w:lvlText w:val="o"/>
+      <w:lvlJc w:val="left"/>
+      <w:pPr>
+        <w:tabs>
+          <w:tab w:val="num" w:pos="1440"/>
+        </w:tabs>
+        <w:ind w:left="1440" w:hanging="360"/>
+      </w:pPr>
+      <w:rPr>
+        <w:rFonts w:ascii="Courier New" w:hAnsi="Courier New" w:hint="default"/>
+        <w:sz w:val="20"/>
+      </w:rPr>
+    </w:lvl>
+    <w:lvl w:ilvl="2" w:tentative="1">
+      <w:start w:val="1"/>
+      <w:numFmt w:val="bullet"/>
+      <w:lvlText w:val=""/>
+      <w:lvlJc w:val="left"/>
+      <w:pPr>
+        <w:tabs>
+          <w:tab w:val="num" w:pos="2160"/>
+        </w:tabs>
+        <w:ind w:left="2160" w:hanging="360"/>
+      </w:pPr>
+      <w:rPr>
+        <w:rFonts w:ascii="Wingdings" w:hAnsi="Wingdings" w:hint="default"/>
+        <w:sz w:val="20"/>
+      </w:rPr>
+    </w:lvl>
+    <w:lvl w:ilvl="3" w:tentative="1">
+      <w:start w:val="1"/>
+      <w:numFmt w:val="bullet"/>
+      <w:lvlText w:val=""/>
+      <w:lvlJc w:val="left"/>
+      <w:pPr>
+        <w:tabs>
+          <w:tab w:val="num" w:pos="2880"/>
+        </w:tabs>
+        <w:ind w:left="2880" w:hanging="360"/>
+      </w:pPr>
+      <w:rPr>
+        <w:rFonts w:ascii="Wingdings" w:hAnsi="Wingdings" w:hint="default"/>
+        <w:sz w:val="20"/>
+      </w:rPr>
+    </w:lvl>
+    <w:lvl w:ilvl="4" w:tentative="1">
+      <w:start w:val="1"/>
+      <w:numFmt w:val="bullet"/>
+      <w:lvlText w:val=""/>
+      <w:lvlJc w:val="left"/>
+      <w:pPr>
+        <w:tabs>
+          <w:tab w:val="num" w:pos="3600"/>
+        </w:tabs>
+        <w:ind w:left="3600" w:hanging="360"/>
+      </w:pPr>
+      <w:rPr>
+        <w:rFonts w:ascii="Wingdings" w:hAnsi="Wingdings" w:hint="default"/>
+        <w:sz w:val="20"/>
+      </w:rPr>
+    </w:lvl>
+    <w:lvl w:ilvl="5" w:tentative="1">
+      <w:start w:val="1"/>
+      <w:numFmt w:val="bullet"/>
+      <w:lvlText w:val=""/>
+      <w:lvlJc w:val="left"/>
+      <w:pPr>
+        <w:tabs>
+          <w:tab w:val="num" w:pos="4320"/>
+        </w:tabs>
+        <w:ind w:left="4320" w:hanging="360"/>
+      </w:pPr>
+      <w:rPr>
+        <w:rFonts w:ascii="Wingdings" w:hAnsi="Wingdings" w:hint="default"/>
+        <w:sz w:val="20"/>
+      </w:rPr>
+    </w:lvl>
+    <w:lvl w:ilvl="6" w:tentative="1">
+      <w:start w:val="1"/>
+      <w:numFmt w:val="bullet"/>
+      <w:lvlText w:val=""/>
+      <w:lvlJc w:val="left"/>
+      <w:pPr>
+        <w:tabs>
+          <w:tab w:val="num" w:pos="5040"/>
+        </w:tabs>
+        <w:ind w:left="5040" w:hanging="360"/>
+      </w:pPr>
+      <w:rPr>
+        <w:rFonts w:ascii="Wingdings" w:hAnsi="Wingdings" w:hint="default"/>
+        <w:sz w:val="20"/>
+      </w:rPr>
+    </w:lvl>
+    <w:lvl w:ilvl="7" w:tentative="1">
+      <w:start w:val="1"/>
+      <w:numFmt w:val="bullet"/>
+      <w:lvlText w:val=""/>
+      <w:lvlJc w:val="left"/>
+      <w:pPr>
+        <w:tabs>
+          <w:tab w:val="num" w:pos="5760"/>
+        </w:tabs>
+        <w:ind w:left="5760" w:hanging="360"/>
+      </w:pPr>
+      <w:rPr>
+        <w:rFonts w:ascii="Wingdings" w:hAnsi="Wingdings" w:hint="default"/>
+        <w:sz w:val="20"/>
+      </w:rPr>
+    </w:lvl>
+    <w:lvl w:ilvl="8" w:tentative="1">
+      <w:start w:val="1"/>
+      <w:numFmt w:val="bullet"/>
+      <w:lvlText w:val=""/>
+      <w:lvlJc w:val="left"/>
+      <w:pPr>
+        <w:tabs>
+          <w:tab w:val="num" w:pos="6480"/>
+        </w:tabs>
+        <w:ind w:left="6480" w:hanging="360"/>
+      </w:pPr>
+      <w:rPr>
+        <w:rFonts w:ascii="Wingdings" w:hAnsi="Wingdings" w:hint="default"/>
+        <w:sz w:val="20"/>
+      </w:rPr>
+    </w:lvl>
+  </w:abstractNum>
+  <w:num w:numId="1" w16cid:durableId="383525677">
+    <w:abstractNumId w:val="0"/>
+  </w:num>
+</w:numbering>
 </file>
 
 <file path=word/styles.xml><?xml version="1.0" encoding="utf-8"?>
@@ -674,7 +1229,6 @@
   <w:style w:type="character" w:default="1" w:styleId="DefaultParagraphFont">
     <w:name w:val="Default Paragraph Font"/>
     <w:uiPriority w:val="1"/>
-    <w:semiHidden/>
     <w:unhideWhenUsed/>
   </w:style>
   <w:style w:type="table" w:default="1" w:styleId="TableNormal">

--- a/Data related/Data Requirements description.docx
+++ b/Data related/Data Requirements description.docx
@@ -81,7 +81,21 @@
           <w:sz w:val="22"/>
           <w:szCs w:val="22"/>
         </w:rPr>
-        <w:t xml:space="preserve"> who can register with their email, birthdate, first name, last name, auto-generated ID, and an optional profile photo. </w:t>
+        <w:t> who can register with their email, birthdate, first name, last name, auto-generated ID, and an optional profile photo</w:t>
+      </w:r>
+      <w:r>
+        <w:rPr>
+          <w:sz w:val="22"/>
+          <w:szCs w:val="22"/>
+        </w:rPr>
+        <w:t>, to be related is a list of post Id’s.</w:t>
+      </w:r>
+      <w:r>
+        <w:rPr>
+          <w:sz w:val="22"/>
+          <w:szCs w:val="22"/>
+        </w:rPr>
+        <w:t xml:space="preserve"> </w:t>
       </w:r>
     </w:p>
     <w:p>
@@ -268,6 +282,14 @@
         </w:rPr>
         <w:t>, the platform stores two separate types: </w:t>
       </w:r>
+    </w:p>
+    <w:p>
+      <w:pPr>
+        <w:rPr>
+          <w:sz w:val="22"/>
+          <w:szCs w:val="22"/>
+        </w:rPr>
+      </w:pPr>
       <w:r>
         <w:rPr>
           <w:b/>
@@ -304,6 +326,14 @@
         </w:rPr>
         <w:t> (rent, size, location, available from/to, deposit, extra fees, auto-generated ad ID) and </w:t>
       </w:r>
+    </w:p>
+    <w:p>
+      <w:pPr>
+        <w:rPr>
+          <w:sz w:val="22"/>
+          <w:szCs w:val="22"/>
+        </w:rPr>
+      </w:pPr>
       <w:r>
         <w:rPr>
           <w:b/>
@@ -318,7 +348,7 @@
           <w:sz w:val="22"/>
           <w:szCs w:val="22"/>
         </w:rPr>
-        <w:t xml:space="preserve"> (dorm name, building address, number of rooms, rent prices, room types, general </w:t>
+        <w:t xml:space="preserve"> (dorm name, address, number of rooms, rent prices, room types, general </w:t>
       </w:r>
       <w:proofErr w:type="spellStart"/>
       <w:r>
@@ -396,14 +426,6 @@
         </w:rPr>
         <w:t xml:space="preserve">, each office has a name, official address, general phone and email, website URL, opening hours, services offered, required documents, processing time estimates, appointment link, and one exterior picture, with no user relationship other than being viewed. </w:t>
       </w:r>
-    </w:p>
-    <w:p>
-      <w:pPr>
-        <w:rPr>
-          <w:sz w:val="22"/>
-          <w:szCs w:val="22"/>
-        </w:rPr>
-      </w:pPr>
     </w:p>
     <w:p>
       <w:pPr>
@@ -1229,6 +1251,7 @@
   <w:style w:type="character" w:default="1" w:styleId="DefaultParagraphFont">
     <w:name w:val="Default Paragraph Font"/>
     <w:uiPriority w:val="1"/>
+    <w:semiHidden/>
     <w:unhideWhenUsed/>
   </w:style>
   <w:style w:type="table" w:default="1" w:styleId="TableNormal">

--- a/Data related/Data Requirements description.docx
+++ b/Data related/Data Requirements description.docx
@@ -326,6 +326,13 @@
         </w:rPr>
         <w:t> (rent, size, location, available from/to, deposit, extra fees, auto-generated ad ID) and </w:t>
       </w:r>
+      <w:r>
+        <w:rPr>
+          <w:sz w:val="22"/>
+          <w:szCs w:val="22"/>
+        </w:rPr>
+        <w:t>the link to the original ad</w:t>
+      </w:r>
     </w:p>
     <w:p>
       <w:pPr>
@@ -348,7 +355,7 @@
           <w:sz w:val="22"/>
           <w:szCs w:val="22"/>
         </w:rPr>
-        <w:t xml:space="preserve"> (dorm name, address, number of rooms, rent prices, room types, general </w:t>
+        <w:t xml:space="preserve"> (dorm name, address, number of rooms, rent price, room type, general </w:t>
       </w:r>
       <w:proofErr w:type="spellStart"/>
       <w:r>
@@ -424,7 +431,7 @@
           <w:sz w:val="22"/>
           <w:szCs w:val="22"/>
         </w:rPr>
-        <w:t xml:space="preserve">, each office has a name, official address, general phone and email, website URL, opening hours, services offered, required documents, processing time estimates, appointment link, and one exterior picture, with no user relationship other than being viewed. </w:t>
+        <w:t xml:space="preserve">, each office has a name, official address, general phone and email, website URL, opening hours, required documents, processing time estimates, appointment link, and one exterior picture, with no user relationship other than being viewed. </w:t>
       </w:r>
     </w:p>
     <w:p>

--- a/Data related/Data Requirements description.docx
+++ b/Data related/Data Requirements description.docx
@@ -189,7 +189,21 @@
           <w:sz w:val="22"/>
           <w:szCs w:val="22"/>
         </w:rPr>
-        <w:t xml:space="preserve">, each job listing has a system-generated ID, title, location, posting date, and a short description with no personal information, and users can search or view these jobs without a direct transactional relationship to the job poster. </w:t>
+        <w:t xml:space="preserve">, each job listing has a system-generated ID, title, location, posting date, and a short description with no personal information, </w:t>
+      </w:r>
+      <w:r>
+        <w:rPr>
+          <w:sz w:val="22"/>
+          <w:szCs w:val="22"/>
+        </w:rPr>
+        <w:t xml:space="preserve">the job url to redirect the user, </w:t>
+      </w:r>
+      <w:r>
+        <w:rPr>
+          <w:sz w:val="22"/>
+          <w:szCs w:val="22"/>
+        </w:rPr>
+        <w:t xml:space="preserve">and users can search or view these jobs without a direct transactional relationship to the job poster. </w:t>
       </w:r>
     </w:p>
     <w:p>
@@ -213,9 +227,30 @@
           <w:sz w:val="22"/>
           <w:szCs w:val="22"/>
         </w:rPr>
-        <w:t>sports clubs (</w:t>
-      </w:r>
-      <w:proofErr w:type="spellStart"/>
+        <w:t>sports clubs (Sportverein)</w:t>
+      </w:r>
+      <w:r>
+        <w:rPr>
+          <w:sz w:val="22"/>
+          <w:szCs w:val="22"/>
+        </w:rPr>
+        <w:t xml:space="preserve"> , each club has a name, location, creation date, opening hours, fees, sports offered, and up to two person-free pictures, with no direct relationship to users other than being discoverable. </w:t>
+      </w:r>
+    </w:p>
+    <w:p>
+      <w:pPr>
+        <w:rPr>
+          <w:sz w:val="22"/>
+          <w:szCs w:val="22"/>
+        </w:rPr>
+      </w:pPr>
+      <w:r>
+        <w:rPr>
+          <w:sz w:val="22"/>
+          <w:szCs w:val="22"/>
+        </w:rPr>
+        <w:t>For </w:t>
+      </w:r>
       <w:r>
         <w:rPr>
           <w:b/>
@@ -223,10 +258,23 @@
           <w:sz w:val="22"/>
           <w:szCs w:val="22"/>
         </w:rPr>
-        <w:t>Sportverein</w:t>
-      </w:r>
-      <w:proofErr w:type="spellEnd"/>
-      <w:proofErr w:type="gramStart"/>
+        <w:t>accommodation</w:t>
+      </w:r>
+      <w:r>
+        <w:rPr>
+          <w:sz w:val="22"/>
+          <w:szCs w:val="22"/>
+        </w:rPr>
+        <w:t>, the platform stores two separate types: </w:t>
+      </w:r>
+    </w:p>
+    <w:p>
+      <w:pPr>
+        <w:rPr>
+          <w:sz w:val="22"/>
+          <w:szCs w:val="22"/>
+        </w:rPr>
+      </w:pPr>
       <w:r>
         <w:rPr>
           <w:b/>
@@ -234,22 +282,21 @@
           <w:sz w:val="22"/>
           <w:szCs w:val="22"/>
         </w:rPr>
-        <w:t>)</w:t>
-      </w:r>
-      <w:r>
-        <w:rPr>
-          <w:sz w:val="22"/>
-          <w:szCs w:val="22"/>
-        </w:rPr>
-        <w:t> ,</w:t>
-      </w:r>
-      <w:proofErr w:type="gramEnd"/>
-      <w:r>
-        <w:rPr>
-          <w:sz w:val="22"/>
-          <w:szCs w:val="22"/>
-        </w:rPr>
-        <w:t xml:space="preserve"> each club has a name, location, creation date, opening hours, fees, sports offered, and up to two person-free pictures, with no direct relationship to users other than being discoverable. </w:t>
+        <w:t>WG-Gesucht listings</w:t>
+      </w:r>
+      <w:r>
+        <w:rPr>
+          <w:sz w:val="22"/>
+          <w:szCs w:val="22"/>
+        </w:rPr>
+        <w:t> (rent, size, location, available from/to, deposit, extra fees, auto-generated ad ID) and </w:t>
+      </w:r>
+      <w:r>
+        <w:rPr>
+          <w:sz w:val="22"/>
+          <w:szCs w:val="22"/>
+        </w:rPr>
+        <w:t>the link to the original ad</w:t>
       </w:r>
     </w:p>
     <w:p>
@@ -261,93 +308,11 @@
       </w:pPr>
       <w:r>
         <w:rPr>
-          <w:sz w:val="22"/>
-          <w:szCs w:val="22"/>
-        </w:rPr>
-        <w:t>For </w:t>
-      </w:r>
-      <w:r>
-        <w:rPr>
           <w:b/>
           <w:bCs/>
           <w:sz w:val="22"/>
           <w:szCs w:val="22"/>
         </w:rPr>
-        <w:t>accommodation</w:t>
-      </w:r>
-      <w:r>
-        <w:rPr>
-          <w:sz w:val="22"/>
-          <w:szCs w:val="22"/>
-        </w:rPr>
-        <w:t>, the platform stores two separate types: </w:t>
-      </w:r>
-    </w:p>
-    <w:p>
-      <w:pPr>
-        <w:rPr>
-          <w:sz w:val="22"/>
-          <w:szCs w:val="22"/>
-        </w:rPr>
-      </w:pPr>
-      <w:r>
-        <w:rPr>
-          <w:b/>
-          <w:bCs/>
-          <w:sz w:val="22"/>
-          <w:szCs w:val="22"/>
-        </w:rPr>
-        <w:t>WG-</w:t>
-      </w:r>
-      <w:proofErr w:type="spellStart"/>
-      <w:r>
-        <w:rPr>
-          <w:b/>
-          <w:bCs/>
-          <w:sz w:val="22"/>
-          <w:szCs w:val="22"/>
-        </w:rPr>
-        <w:t>Gesucht</w:t>
-      </w:r>
-      <w:proofErr w:type="spellEnd"/>
-      <w:r>
-        <w:rPr>
-          <w:b/>
-          <w:bCs/>
-          <w:sz w:val="22"/>
-          <w:szCs w:val="22"/>
-        </w:rPr>
-        <w:t xml:space="preserve"> listings</w:t>
-      </w:r>
-      <w:r>
-        <w:rPr>
-          <w:sz w:val="22"/>
-          <w:szCs w:val="22"/>
-        </w:rPr>
-        <w:t> (rent, size, location, available from/to, deposit, extra fees, auto-generated ad ID) and </w:t>
-      </w:r>
-      <w:r>
-        <w:rPr>
-          <w:sz w:val="22"/>
-          <w:szCs w:val="22"/>
-        </w:rPr>
-        <w:t>the link to the original ad</w:t>
-      </w:r>
-    </w:p>
-    <w:p>
-      <w:pPr>
-        <w:rPr>
-          <w:sz w:val="22"/>
-          <w:szCs w:val="22"/>
-        </w:rPr>
-      </w:pPr>
-      <w:r>
-        <w:rPr>
-          <w:b/>
-          <w:bCs/>
-          <w:sz w:val="22"/>
-          <w:szCs w:val="22"/>
-        </w:rPr>
         <w:t>university dormitories</w:t>
       </w:r>
       <w:r>
@@ -355,23 +320,7 @@
           <w:sz w:val="22"/>
           <w:szCs w:val="22"/>
         </w:rPr>
-        <w:t xml:space="preserve"> (dorm name, address, number of rooms, rent price, room type, general </w:t>
-      </w:r>
-      <w:proofErr w:type="spellStart"/>
-      <w:r>
-        <w:rPr>
-          <w:sz w:val="22"/>
-          <w:szCs w:val="22"/>
-        </w:rPr>
-        <w:t>Studentenwerk</w:t>
-      </w:r>
-      <w:proofErr w:type="spellEnd"/>
-      <w:r>
-        <w:rPr>
-          <w:sz w:val="22"/>
-          <w:szCs w:val="22"/>
-        </w:rPr>
-        <w:t xml:space="preserve"> contact). </w:t>
+        <w:t xml:space="preserve"> (dorm name, address, number of rooms, rent price, room type, general Studentenwerk contact). </w:t>
       </w:r>
     </w:p>
     <w:p>

--- a/Data related/Data Requirements description.docx
+++ b/Data related/Data Requirements description.docx
@@ -97,6 +97,13 @@
         </w:rPr>
         <w:t xml:space="preserve"> </w:t>
       </w:r>
+      <w:r>
+        <w:rPr>
+          <w:sz w:val="22"/>
+          <w:szCs w:val="22"/>
+        </w:rPr>
+        <w:t xml:space="preserve"> update a password that has at least one capital letter, 3 digits and a special character of length at least 8.</w:t>
+      </w:r>
     </w:p>
     <w:p>
       <w:pPr>
@@ -434,6 +441,7 @@
           <w:sz w:val="22"/>
           <w:szCs w:val="22"/>
         </w:rPr>
+        <w:lastRenderedPageBreak/>
         <w:t>All content (jobs, sports, accommodation, immigration offices, museums) exists independently, and users interact with them only through searching, viewing, and clicking external links to complete applications, contact landlords, book appointments, or purchase tickets.</w:t>
       </w:r>
     </w:p>
